--- a/References/Reference notes.docx
+++ b/References/Reference notes.docx
@@ -30,17 +30,7 @@
           <w:sz w:val="20"/>
           <w:szCs w:val="20"/>
         </w:rPr>
-        <w:t>S</w:t>
-      </w:r>
-      <w:r>
-        <w:rPr>
-          <w:rFonts w:ascii="Times New Roman" w:hAnsi="Times New Roman" w:cs="Times New Roman"/>
-          <w:b/>
-          <w:bCs/>
-          <w:sz w:val="20"/>
-          <w:szCs w:val="20"/>
-        </w:rPr>
-        <w:t xml:space="preserve"> Collision Avoidance Function based on Deep Reinforcement Learning and Artificial Potential Field</w:t>
+        <w:t>S Collision Avoidance Function based on Deep Reinforcement Learning and Artificial Potential Field</w:t>
       </w:r>
     </w:p>
     <w:p>
@@ -59,7 +49,7 @@
         </w:rPr>
         <w:t xml:space="preserve">DOI: </w:t>
       </w:r>
-      <w:hyperlink r:id="rId5" w:history="1">
+      <w:hyperlink r:id="rId6" w:history="1">
         <w:r>
           <w:rPr>
             <w:rStyle w:val="Hyperlink"/>
@@ -126,7 +116,7 @@
         </w:rPr>
         <w:t xml:space="preserve">DOI: </w:t>
       </w:r>
-      <w:hyperlink r:id="rId6" w:history="1">
+      <w:hyperlink r:id="rId7" w:history="1">
         <w:r>
           <w:rPr>
             <w:rStyle w:val="Hyperlink"/>
@@ -201,7 +191,7 @@
         </w:rPr>
         <w:t xml:space="preserve"> </w:t>
       </w:r>
-      <w:hyperlink r:id="rId7" w:history="1">
+      <w:hyperlink r:id="rId8" w:history="1">
         <w:r>
           <w:rPr>
             <w:rStyle w:val="Hyperlink"/>
@@ -259,7 +249,7 @@
         </w:rPr>
         <w:t xml:space="preserve">DOI: </w:t>
       </w:r>
-      <w:hyperlink r:id="rId8" w:history="1">
+      <w:hyperlink r:id="rId9" w:history="1">
         <w:r>
           <w:rPr>
             <w:rStyle w:val="Hyperlink"/>
@@ -317,7 +307,7 @@
         </w:rPr>
         <w:t xml:space="preserve">DOI: </w:t>
       </w:r>
-      <w:hyperlink r:id="rId9" w:history="1">
+      <w:hyperlink r:id="rId10" w:history="1">
         <w:r>
           <w:rPr>
             <w:rStyle w:val="Hyperlink"/>
@@ -375,7 +365,7 @@
         </w:rPr>
         <w:t xml:space="preserve">DOI: </w:t>
       </w:r>
-      <w:hyperlink r:id="rId10" w:history="1">
+      <w:hyperlink r:id="rId11" w:history="1">
         <w:r>
           <w:rPr>
             <w:rStyle w:val="Hyperlink"/>
@@ -433,7 +423,7 @@
         </w:rPr>
         <w:t xml:space="preserve">DOI: </w:t>
       </w:r>
-      <w:hyperlink r:id="rId11" w:history="1">
+      <w:hyperlink r:id="rId12" w:history="1">
         <w:r>
           <w:rPr>
             <w:rStyle w:val="Hyperlink"/>
@@ -513,7 +503,7 @@
         </w:rPr>
         <w:t xml:space="preserve">DOI: </w:t>
       </w:r>
-      <w:hyperlink r:id="rId12" w:history="1">
+      <w:hyperlink r:id="rId13" w:history="1">
         <w:r>
           <w:rPr>
             <w:rStyle w:val="Hyperlink"/>
@@ -571,7 +561,7 @@
         </w:rPr>
         <w:t xml:space="preserve">DOI: </w:t>
       </w:r>
-      <w:hyperlink r:id="rId13" w:history="1">
+      <w:hyperlink r:id="rId14" w:history="1">
         <w:r>
           <w:rPr>
             <w:rStyle w:val="Hyperlink"/>
@@ -640,7 +630,7 @@
         </w:rPr>
         <w:t xml:space="preserve">DOI: </w:t>
       </w:r>
-      <w:hyperlink r:id="rId14" w:history="1">
+      <w:hyperlink r:id="rId15" w:history="1">
         <w:r>
           <w:rPr>
             <w:rStyle w:val="Hyperlink"/>
@@ -698,7 +688,7 @@
         </w:rPr>
         <w:t xml:space="preserve">DOI: </w:t>
       </w:r>
-      <w:hyperlink r:id="rId15" w:history="1">
+      <w:hyperlink r:id="rId16" w:history="1">
         <w:r>
           <w:rPr>
             <w:rStyle w:val="Hyperlink"/>
@@ -756,7 +746,7 @@
         </w:rPr>
         <w:t xml:space="preserve">DOI: </w:t>
       </w:r>
-      <w:hyperlink r:id="rId16" w:history="1">
+      <w:hyperlink r:id="rId17" w:history="1">
         <w:r>
           <w:rPr>
             <w:rStyle w:val="Hyperlink"/>
@@ -822,7 +812,7 @@
         </w:rPr>
         <w:t xml:space="preserve">: </w:t>
       </w:r>
-      <w:hyperlink r:id="rId17" w:history="1">
+      <w:hyperlink r:id="rId18" w:history="1">
         <w:r>
           <w:rPr>
             <w:rStyle w:val="Hyperlink"/>
@@ -880,7 +870,7 @@
         </w:rPr>
         <w:t xml:space="preserve">DOI: </w:t>
       </w:r>
-      <w:hyperlink r:id="rId18" w:history="1">
+      <w:hyperlink r:id="rId19" w:history="1">
         <w:r>
           <w:rPr>
             <w:rStyle w:val="Hyperlink"/>
@@ -938,7 +928,7 @@
         </w:rPr>
         <w:t xml:space="preserve">DOI: </w:t>
       </w:r>
-      <w:hyperlink r:id="rId19" w:history="1">
+      <w:hyperlink r:id="rId20" w:history="1">
         <w:r>
           <w:rPr>
             <w:rStyle w:val="Hyperlink"/>
@@ -974,6 +964,172 @@
           <w:rFonts w:ascii="Times New Roman" w:hAnsi="Times New Roman" w:cs="Times New Roman"/>
           <w:b/>
           <w:bCs/>
+          <w:sz w:val="20"/>
+          <w:szCs w:val="20"/>
+        </w:rPr>
+      </w:pPr>
+      <w:r>
+        <w:rPr>
+          <w:rFonts w:ascii="Times New Roman" w:hAnsi="Times New Roman" w:cs="Times New Roman"/>
+          <w:b/>
+          <w:bCs/>
+          <w:sz w:val="20"/>
+          <w:szCs w:val="20"/>
+        </w:rPr>
+        <w:t>Literature Review</w:t>
+      </w:r>
+    </w:p>
+    <w:p>
+      <w:pPr>
+        <w:rPr>
+          <w:rFonts w:ascii="Times New Roman" w:hAnsi="Times New Roman" w:cs="Times New Roman"/>
+          <w:b/>
+          <w:bCs/>
+          <w:sz w:val="20"/>
+          <w:szCs w:val="20"/>
+        </w:rPr>
+      </w:pPr>
+      <w:r>
+        <w:rPr>
+          <w:rFonts w:ascii="Times New Roman" w:hAnsi="Times New Roman" w:cs="Times New Roman"/>
+          <w:b/>
+          <w:bCs/>
+          <w:sz w:val="20"/>
+          <w:szCs w:val="20"/>
+        </w:rPr>
+        <w:t xml:space="preserve">[1] </w:t>
+      </w:r>
+      <w:r>
+        <w:rPr>
+          <w:rFonts w:ascii="Times New Roman" w:hAnsi="Times New Roman" w:cs="Times New Roman"/>
+          <w:b/>
+          <w:bCs/>
+          <w:sz w:val="20"/>
+          <w:szCs w:val="20"/>
+        </w:rPr>
+        <w:t>A review on improving the autonomy of unmanned surface vehicles through intelligent collision avoidance manoeuvres</w:t>
+      </w:r>
+    </w:p>
+    <w:p>
+      <w:pPr>
+        <w:rPr>
+          <w:rFonts w:ascii="Times New Roman" w:hAnsi="Times New Roman" w:cs="Times New Roman"/>
+          <w:sz w:val="20"/>
+          <w:szCs w:val="20"/>
+        </w:rPr>
+      </w:pPr>
+      <w:r>
+        <w:rPr>
+          <w:rFonts w:ascii="Times New Roman" w:hAnsi="Times New Roman" w:cs="Times New Roman"/>
+          <w:sz w:val="20"/>
+          <w:szCs w:val="20"/>
+        </w:rPr>
+        <w:t xml:space="preserve">DOI: </w:t>
+      </w:r>
+      <w:hyperlink r:id="rId21" w:history="1">
+        <w:r>
+          <w:rPr>
+            <w:rStyle w:val="Hyperlink"/>
+            <w:rFonts w:ascii="Times New Roman" w:hAnsi="Times New Roman" w:cs="Times New Roman"/>
+            <w:sz w:val="20"/>
+            <w:szCs w:val="20"/>
+          </w:rPr>
+          <w:t>https://doi.org/10.1016/j.arcontrol.2012.09.008</w:t>
+        </w:r>
+      </w:hyperlink>
+    </w:p>
+    <w:p>
+      <w:pPr>
+        <w:rPr>
+          <w:rFonts w:ascii="Times New Roman" w:hAnsi="Times New Roman" w:cs="Times New Roman"/>
+          <w:sz w:val="20"/>
+          <w:szCs w:val="20"/>
+        </w:rPr>
+      </w:pPr>
+    </w:p>
+    <w:p>
+      <w:pPr>
+        <w:rPr>
+          <w:rFonts w:ascii="Times New Roman" w:hAnsi="Times New Roman" w:cs="Times New Roman"/>
+          <w:b/>
+          <w:bCs/>
+          <w:sz w:val="20"/>
+          <w:szCs w:val="20"/>
+        </w:rPr>
+      </w:pPr>
+    </w:p>
+    <w:p>
+      <w:pPr>
+        <w:rPr>
+          <w:rFonts w:ascii="Times New Roman" w:hAnsi="Times New Roman" w:cs="Times New Roman"/>
+          <w:b/>
+          <w:bCs/>
+          <w:sz w:val="20"/>
+          <w:szCs w:val="20"/>
+        </w:rPr>
+      </w:pPr>
+      <w:r>
+        <w:rPr>
+          <w:rFonts w:ascii="Times New Roman" w:hAnsi="Times New Roman" w:cs="Times New Roman"/>
+          <w:b/>
+          <w:bCs/>
+          <w:sz w:val="20"/>
+          <w:szCs w:val="20"/>
+        </w:rPr>
+        <w:t xml:space="preserve">[2] </w:t>
+      </w:r>
+      <w:r>
+        <w:rPr>
+          <w:rFonts w:ascii="Times New Roman" w:hAnsi="Times New Roman" w:cs="Times New Roman"/>
+          <w:b/>
+          <w:bCs/>
+          <w:sz w:val="20"/>
+          <w:szCs w:val="20"/>
+        </w:rPr>
+        <w:t>Path planning and collision avoidance for autonomous surface vehicles I</w:t>
+      </w:r>
+    </w:p>
+    <w:p>
+      <w:pPr>
+        <w:rPr>
+          <w:rFonts w:ascii="Times New Roman" w:hAnsi="Times New Roman" w:cs="Times New Roman"/>
+          <w:sz w:val="20"/>
+          <w:szCs w:val="20"/>
+        </w:rPr>
+      </w:pPr>
+      <w:r>
+        <w:rPr>
+          <w:rFonts w:ascii="Times New Roman" w:hAnsi="Times New Roman" w:cs="Times New Roman"/>
+          <w:sz w:val="20"/>
+          <w:szCs w:val="20"/>
+        </w:rPr>
+        <w:t xml:space="preserve">DOI: </w:t>
+      </w:r>
+      <w:hyperlink r:id="rId22" w:history="1">
+        <w:r>
+          <w:rPr>
+            <w:rStyle w:val="Hyperlink"/>
+            <w:rFonts w:ascii="Times New Roman" w:hAnsi="Times New Roman" w:cs="Times New Roman"/>
+            <w:sz w:val="20"/>
+            <w:szCs w:val="20"/>
+          </w:rPr>
+          <w:t>https://link.springer.com/article/10.1007/S00773-020-00787-6</w:t>
+        </w:r>
+      </w:hyperlink>
+    </w:p>
+    <w:p>
+      <w:pPr>
+        <w:rPr>
+          <w:rFonts w:ascii="Times New Roman" w:hAnsi="Times New Roman" w:cs="Times New Roman"/>
+          <w:sz w:val="20"/>
+          <w:szCs w:val="20"/>
+        </w:rPr>
+      </w:pPr>
+    </w:p>
+    <w:p>
+      <w:pPr>
+        <w:rPr>
+          <w:rFonts w:ascii="Times New Roman" w:hAnsi="Times New Roman" w:cs="Times New Roman"/>
           <w:sz w:val="20"/>
           <w:szCs w:val="20"/>
         </w:rPr>
@@ -2707,4 +2863,16 @@
     </a:ext>
   </a:extLst>
 </a:theme>
+</file>
+
+<file path=customXml/item1.xml><?xml version="1.0" encoding="utf-8"?>
+<b:Sources xmlns:b="http://schemas.openxmlformats.org/officeDocument/2006/bibliography" xmlns="http://schemas.openxmlformats.org/officeDocument/2006/bibliography" SelectedStyle="\APASixthEditionOfficeOnline.xsl" StyleName="APA" Version="6"/>
+</file>
+
+<file path=customXml/itemProps1.xml><?xml version="1.0" encoding="utf-8"?>
+<ds:datastoreItem xmlns:ds="http://schemas.openxmlformats.org/officeDocument/2006/customXml" ds:itemID="{B397914F-F1BD-4236-9918-971B0736DDCF}">
+  <ds:schemaRefs>
+    <ds:schemaRef ds:uri="http://schemas.openxmlformats.org/officeDocument/2006/bibliography"/>
+  </ds:schemaRefs>
+</ds:datastoreItem>
 </file>